--- a/site/files/Gemini Protocols - Starship Engine and Powers Sources.docx
+++ b/site/files/Gemini Protocols - Starship Engine and Powers Sources.docx
@@ -4188,7 +4188,7 @@
     <w:p/>
     <w:p>
       <w:r>
-        <w:t>Cryo hulls, full load ..................... 221 days</w:t>
+        <w:t>Cryo hulls, full load ..................... 269 days</w:t>
       </w:r>
     </w:p>
     <w:p/>
@@ -5257,7 +5257,7 @@
     </w:p>
     <w:p>
       <w:r>
-        <w:t>830 d hull fill | 19 d spin-fuel share | 16.6 yr Earth burn at four modules</w:t>
+        <w:t>1,008 d hull fill | 19 d spin-fuel share | 16.6 yr Earth burn at four modules</w:t>
       </w:r>
       <w:r/>
     </w:p>
@@ -34560,7 +34560,7 @@
         <w:rPr>
           <w:sz w:val="22"/>
         </w:rPr>
-        <w:t>Producer gas is textbook thermochemistry: partial combustion of carbonaceous fuel in a restricted air supply yields a mix rich in carbon monoxide and hydrogen — a genuine, burnable fuel gas with roughly a tenth to a fifth of petrol's energy density by volume, which is why gasifier vehicles lose a third to half their power and why 80 km/h in a built FJ45-era truck is a credible, even strong, figure. The draft requirement is equally textbook: gasification must be lit and drawn before the engine can pull its own vacuum, and wartime practice solved it with petrol starts or hand cranks — Archer's twisted-blade water-pump blower on a wiper motor is the same physics served by twelve volts, and it is the correct modern answer: cheap, salvaged, and independent of the fuel it replaces. His two destroyed vacuum units are the phase's most valuable data point, because they encode a lethal lesson in plain sight: producer gas is roughly a fifth carbon monoxide — flammable, toxic, and hungry for any ignition source — so gas-path electrics must be sealed or spark-free, exactly as he concluded at nineteen with shrapnel as the teacher. The ecology clause stands unedited: biomass gasification scales to ecological damage, and the phase is a floor, not a roof. The colony reading is doctrine, not romance: resilience is measured at the worst week, not the best, and a colony that can burn charcoal can survive the loss of almost anything above that floor.</w:t>
+        <w:t>Producer gas is textbook thermochemistry: partial combustion of carbonaceous fuel in a restricted air supply yields a mix rich in carbon monoxide and hydrogen — a genuine, burnable fuel gas with roughly two-thirds of petrol's energy density by volume in the intake mixture, which is why gasifier vehicles lose a third to half their power and why 80 km/h in a built FJ45-era truck is a credible, even strong, figure. The draft requirement is equally textbook: gasification must be lit and drawn before the engine can pull its own vacuum, and wartime practice solved it with petrol starts or hand cranks — Archer's twisted-blade water-pump blower on a wiper motor is the same physics served by twelve volts, and it is the correct modern answer: cheap, salvaged, and independent of the fuel it replaces. His two destroyed vacuum units are the phase's most valuable data point, because they encode a lethal lesson in plain sight: producer gas is roughly a fifth carbon monoxide — flammable, toxic, and hungry for any ignition source — so gas-path electrics must be sealed or spark-free, exactly as he concluded at nineteen with shrapnel as the teacher. The ecology clause stands unedited: biomass gasification scales to ecological damage, and the phase is a floor, not a roof. The colony reading is doctrine, not romance: resilience is measured at the worst week, not the best, and a colony that can burn charcoal can survive the loss of almost anything above that floor.</w:t>
       </w:r>
     </w:p>
     <w:p>
@@ -36444,7 +36444,7 @@
         <w:rPr>
           <w:sz w:val="22"/>
         </w:rPr>
-        <w:t>First — the Night Bank now rides the Ship Construction volume as well as Highway &amp; Colonization and Earth Products: a ship making lunar stops is a ship that must hold operating temperature through the local night while parked, and the same dual-bank architecture applies docked or grounded. Recorded and done. Second — he is right, and the audit's own phrase "suppression-adjacent" is corrected on the record: the file does not merely neighbour fire safety, it carries a designed Earth fire family. The CO2 Firebreak Disc — the Shuffleboard Rule (a one-hand 4in x 1.5in disc, half a small extinguisher's CO2, pinwheel spin-venting, button-delayed release, that slides under the hot door and lets the heaviest honest gas in the box crawl where no firefighter can go — buying seconds on purpose). Phase 187, the M60-sized anti-fire weapon for the hot-door backdraft gamble. Phase 123, the Ballistic Bushfire Backburn Delivery — the split-stator track shrunk to a firefighting tool, launching retardant shells into bush fires, un-weaponized by design. The bulkhead doctrine pairing CO2 extinguisher with oxygen breather at every sealed compartment — recorded in-file as correct emergency chemistry. And the materials law: the self-extinguishing ceiling, proven by a hard 2-second open-flame LPG jet sweep at roughly 1,900-2,000 °C with zero sustained ignition, zero melt, zero off-gas — a bar the audit already found harsher than aviation's FAR 25.853 and NASA-STD-6001. Five designs, all seated, all his. So the correction is seated: Earth flame — designed, several, done. And the honest flag that remains is sharper, not weaker, for it: two of the family's core mechanisms are gravity mechanisms. The heavy-gas crawl is density stratification — at 0.16 g the crawl slows sixfold, and in microgravity it stops entirely (a flooding gas that no longer pools low does not spare the crew zone); the backburn shells fly ballistic arcs that reshaped gravity rewrites. The Moon-and-Mars version of the family is therefore not "bring the Earth tools" but re-derive the tools for partial gravity — exactly the redress pass this file was built for, with the materials ceiling transferring unchanged, because a self-extinguishing material does not care what planet it is on. Scoreboard line updated: fire safety — Earth family seated and corrected upward; partial-gravity derivation open as a named bench target.</w:t>
+        <w:t>First — the Night Bank now rides the Ship Construction volume as well as Highway &amp; Colonization and Earth Products: a ship making lunar stops is a ship that must hold operating temperature through the local night while parked, and the same dual-bank architecture applies docked or grounded. Recorded and done. Second — he is right, and the audit's own phrase "suppression-adjacent" is corrected on the record: the file does not merely neighbour fire safety, it carries a designed Earth fire family. The CO2 Firebreak Disc — the Shuffleboard Rule (a one-hand 4in x 1.5in disc, half a small extinguisher's CO2, pinwheel spin-venting, button-delayed release, that slides under the hot door and lets the heaviest honest gas in the box crawl where no firefighter can go — buying seconds on purpose). Phase 187, the M60-sized anti-fire weapon for the hot-door backdraft gamble. Phase 123, the Ballistic Bushfire Backburn Delivery — the split-stator track shrunk to a firefighting tool, launching retardant shells into bush fires, un-weaponized by design. The bulkhead doctrine pairing CO2 extinguisher with oxygen breather at every sealed compartment — recorded in-file as correct emergency chemistry. And the materials law: the self-extinguishing ceiling, proven by a hard 2-second open-flame LPG jet sweep at roughly 1,900-2,000 °C with zero sustained ignition, zero melt, zero off-gas — a bar the audit already found harsher than aviation's FAR 25.853 and NASA-STD-6001. Five designs, all seated, all his. So the correction is seated: Earth flame — designed, several, done. And the honest flag that remains is sharper, not weaker, for it: two of the family's core mechanisms are gravity mechanisms. The heavy-gas crawl is density stratification — at 0.16 g the crawl slows two-and-a-half-fold, and in microgravity it stops entirely (a flooding gas that no longer pools low does not spare the crew zone); the backburn shells fly ballistic arcs that reshaped gravity rewrites. The Moon-and-Mars version of the family is therefore not "bring the Earth tools" but re-derive the tools for partial gravity — exactly the redress pass this file was built for, with the materials ceiling transferring unchanged, because a self-extinguishing material does not care what planet it is on. Scoreboard line updated: fire safety — Earth family seated and corrected upward; partial-gravity derivation open as a named bench target.</w:t>
       </w:r>
     </w:p>
     <w:p>
@@ -39680,7 +39680,7 @@
         <w:rPr>
           <w:sz w:val="22"/>
         </w:rPr>
-        <w:t>THE COST INVERSION — THE INSIGHT NOBODY ELSE HAS: everyone else's coolant is LAUNCH mass, taxed by the rocket equation (his words: 'the weight of the liquid nitrogen tanks is too great to take up'). This ship's coolant rides the logistics that already exist — down-freight on a pod that was coming home anyway, or up-leg backhaul on the routine carry. CONFIRMED BY ARITHMETIC: ice at -20C through melt to steam absorbs ~2.7-3 MJ/kg, most of it in the phase changes; LEO reentry carries ~30 MJ per kg of ship but only ~1-2% couples into the skin (the shock wave takes the rest); a few tonnes of water drinks a shuttle-class V2's whole absorbed load — and a 3 x 3 m pod is 27 m3. 'Cost wise covered and then some' — graded TRUE.</w:t>
+        <w:t>THE COST INVERSION — THE INSIGHT NOBODY ELSE HAS: everyone else's coolant is LAUNCH mass, taxed by the rocket equation (his words: 'the weight of the liquid nitrogen tanks is too great to take up'). This ship's coolant rides the logistics that already exist — down-freight on a pod that was coming home anyway, or up-leg backhaul on the routine carry. CONFIRMED BY ARITHMETIC: ice at -20C through melt to steam absorbs ~2.7-3 MJ/kg, most of it in the phase changes; LEO reentry carries ~30 MJ per kg of ship but only ~1-2% couples into the skin (the shock wave takes the rest); a few tonnes of water drinks the whole absorbed load of our own pod class — we are not close to shuttle weight — and a 3 x 3 m pod is 27 m3. 'Cost wise covered and then some' — graded TRUE.</w:t>
       </w:r>
     </w:p>
     <w:p>
@@ -41372,7 +41372,7 @@
         <w:rPr>
           <w:sz w:val="22"/>
         </w:rPr>
-        <w:t>Ballistics Baseline (graded this sitting, at the Author's order: 'you do the math'): comfort spin (main 1 rps, small 2 rps) = 25.1 m/s release, 630 J — pistol-energy class in a two-kilo ball. Combat spin (base 10 rps, small 20 rps — the '10 rpm' line read as rps, the only reading that survives arithmetic) = 251 m/s, 63 kJ — 20 mm autocannon class. With the trebuchet sling as the free third stage: ~378 m/s, 143 kJ, 756 kg·m/s per ball. As THROWN, ship-pod scale is cannon class — the audit's honest floor. As PLACED across a closing path, space supplies the velocity the arm cannot: 2 kg at 7 km/s closing = 49 MJ; at 10 km/s = 100 MJ ≈ 24 kg TNT; at 15 km/s ≈ a 500-lb bomb. The target brings the Tomahawk with it.</w:t>
+        <w:t>Ballistics Baseline (graded this sitting, at the Author's order: 'you do the math'): comfort spin (main 1 rps, small 2 rps) = 25.1 m/s release, 630 J — pistol-energy class in a two-kilo ball. Combat spin (base 10 rps, small 20 rps — the '10 rpm' line read as rps, the only reading that survives arithmetic) = 251 m/s, 63 kJ — 20 mm autocannon class. With the trebuchet sling as the free third stage: ~378 m/s, 143 kJ, 756 kg·m/s per ball. As THROWN, ship-pod scale is cannon class — the audit's honest floor. As PLACED across a closing path, space supplies the velocity the arm cannot: 2 kg at 7 km/s closing = 49 MJ; at 10 km/s = 100 MJ ≈ 24 kg TNT; at 15 km/s ≈ a 250-lb bomb. The target brings the Tomahawk with it.</w:t>
       </w:r>
     </w:p>
     <w:p>
@@ -41514,7 +41514,7 @@
         <w:rPr>
           <w:sz w:val="22"/>
         </w:rPr>
-        <w:t xml:space="preserve"> A rope has no bearing problem: at 126 m/s, wire rope pulls ~125 MPa against a 1,770 MPa rating; Kevlar pulls 23 MPa against 3,000. A one-metre sling at the small ring's tip adds another ~126 m/s for the price of a rope: ~378 m/s, 143 kJ per ball — .22 LR muzzle velocity with a projectile 250 times heavier. Three stages, two of steel and one of rope, all basic Earth stock.</w:t>
+        <w:t xml:space="preserve"> A rope has no bearing problem: at 126 m/s, wire rope pulls ~125 MPa against a 1,770 MPa rating; Kevlar pulls 23 MPa against 3,000. A one-metre sling at the small ring's tip adds another ~126 m/s for the price of a rope: ~378 m/s, 143 kJ per ball — .22 LR muzzle velocity with a projectile 770 times heavier. Three stages, two of steel and one of rope, all basic Earth stock.</w:t>
       </w:r>
     </w:p>
     <w:p>
@@ -47239,7 +47239,7 @@
         <w:rPr>
           <w:sz w:val="22"/>
         </w:rPr>
-        <w:t>THE SCALE NUMBERS (BENCH ESTIMATES, SEATED AS ESTIMATES): three 50 kg-pull neos make about a 1,500 N stack; wells about 10-15 mm; the impact-to-shatter bench starts at 25 kg neos and ramps the strike energy — 'lets play catch, start at 25', verbatim.</w:t>
+        <w:t>THE SCALE NUMBERS (BENCH ESTIMATES, SEATED AS ESTIMATES): three 50 kg-pull neos make about a 1,500 N stack; wells about 10-15 J; the impact-to-shatter bench starts at 25 kg neos and ramps the strike energy — 'lets play catch, start at 25', verbatim.</w:t>
       </w:r>
     </w:p>
     <w:p>
@@ -49614,7 +49614,7 @@
         <w:rPr>
           <w:sz w:val="22"/>
         </w:rPr>
-        <w:t>The 5-1 flywheel bank is the station machine of record: 9 m long, 2.5 m diameter (pod-height legal), 1 m centre gap with support bearing — two 4.5 m spans; 8 t of legal rim at the 1 t/m wall; the tri-dumbbell booster (6 x 100 kg ends at 4.5 m radius — out-stores the shell itself, 5.01 v 4.76 kWh at 500 rpm); the arm spec final — 200 kg arms x3, grown centre collar, cross-brace at half arm; the axle law — non-ferromagnetic, every machine, coils inside and magnets on the shell; triple stands, the centre stand killing bow flex. 8.6 t all-up.</w:t>
+        <w:t>The 5-1 flywheel bank is the station machine of record: 9 m long, 2.5 m diameter (pod-height legal), 1 m centre gap with support bearing — two 4 m spans; 8 t of legal rim at the 1 t/m wall; the tri-dumbbell booster (6 x 100 kg ends at 4.5 m radius — out-stores the shell itself, 5.01 v 4.76 kWh at 500 rpm); the arm spec final — 200 kg arms x3, grown centre collar, cross-brace at half arm; the axle law — non-ferromagnetic, every machine, coils inside and magnets on the shell; triple stands, the centre stand killing bow flex. 8.6 t all-up.</w:t>
       </w:r>
     </w:p>
     <w:p>
@@ -49991,7 +49991,7 @@
           <w:b/>
           <w:sz w:val="22"/>
         </w:rPr>
-        <w:t>PHASE 269: THE 5-1 POWER BANK — SHELL FOR THE 500, A HUNDRED KEEPS THE SHELL (THE ORBITAL ENGINE, SCALED: CYLINDER RIM SHELLS — 2 M/5 T SHIP UNITS AT 500 RPM, THE GYRO-SILENT STACK OF EIGHT; 9 M MOON MACHINES WITH CENTRE-BEARING STANDS AND THE TRI-DUMBBELL BOOSTER — 600 KG OF ENDS MATCHING 8 TONS OF SHELL; THE THREE-KNOB CRAYON LAW AND THE 3.125 KWH-PER-TON STEEL CEILING; CLAIM SPEC 268 RPM/3.1 KWH SPACE-REPLACEABLE, COURTESY 500 RPM/~11 KWH; SPEC LOW, BUILD MORE; LENZ IS A YEAR AWAY) — STATUS: CURRENT — SEATED LAW / EXTERNAL VET PENDING — THE STATION MACHINE OF RECORD. E = 1/2 x MASS x RIM-SPEED^2 — the crayon law the whole bank is priced on (sittings 125-136). Three knobs: mass, radius, rate. Steel ceiling about 150 m/s rim speed, and the geometry law of sitting 128: the cylinder's whole length is rim. The ship cylinder: 2 m x 5 m, 1 ton of wall per metre, 500 rpm, rim 52.4 m/s — a stack of eight is 15.23 kWh, gyro-silent. The moon cylinder: 9 m with a 1 m centre gap — two 4.5 m spans, the tri-dumbbell booster, arm spec final (sitting 134: 200 kg arms x 3), the axle law (sitting 139: non-ferromagnetic). The steel doctrine's three tiers (sitting 135): the Earth rule, the Ship rule, the critical-to-function rule. The machine dials (accepted spec, physics-verified): 500 rpm = 4.76 kWh shell-only at 19% of legal stress; ceiling 1,146 rpm = 25.0 kWh shell-only; with the booster at courtesy class ~11 kWh at 500 rpm; the claim build 268 rpm = 3.1 kWh. The 15 MW constant is 4,800 tons of rim. The delivery doctrine: two-piece split, the cylinder bubble-dropper of 211's lineage, airlessness priced at 1.68 km/s. The first bank bootstraps on 400 kW sodium-ion of 173's chemistry; the first bank is 500 kW — 1/30 of the 15 MW shell.</w:t>
+        <w:t>PHASE 269: THE 5-1 POWER BANK — SHELL FOR THE 500, A HUNDRED KEEPS THE SHELL (THE ORBITAL ENGINE, SCALED: CYLINDER RIM SHELLS — 2 M/5 T SHIP UNITS AT 500 RPM, THE GYRO-SILENT STACK OF EIGHT; 9 M MOON MACHINES WITH CENTRE-BEARING STANDS AND THE TRI-DUMBBELL BOOSTER — 600 KG OF ENDS MATCHING 8 TONS OF SHELL; THE THREE-KNOB CRAYON LAW AND THE 3.125 KWH-PER-TON STEEL CEILING; CLAIM SPEC 268 RPM/3.1 KWH SPACE-REPLACEABLE, COURTESY 500 RPM/~11 KWH; SPEC LOW, BUILD MORE; LENZ IS A YEAR AWAY) — STATUS: CURRENT — SEATED LAW / EXTERNAL VET PENDING — THE STATION MACHINE OF RECORD. E = 1/2 x MASS x RIM-SPEED^2 — the crayon law the whole bank is priced on (sittings 125-136). Three knobs: mass, radius, rate. Steel ceiling about 150 m/s rim speed, and the geometry law of sitting 128: the cylinder's whole length is rim. The ship cylinder: 2 m x 5 m, 1 ton of wall per metre, 500 rpm, rim 52.4 m/s — a stack of eight is 15.23 kWh, gyro-silent. The moon cylinder: 9 m with a 1 m centre gap — two 4 m spans, the tri-dumbbell booster, arm spec final (sitting 134: 200 kg arms x 3), the axle law (sitting 139: non-ferromagnetic). The steel doctrine's three tiers (sitting 135): the Earth rule, the Ship rule, the critical-to-function rule. The machine dials (accepted spec, physics-verified): 500 rpm = 4.76 kWh shell-only at 19% of legal stress; ceiling 1,146 rpm = 25.0 kWh shell-only; with the booster at courtesy class ~11 kWh at 500 rpm; the claim build 268 rpm = 3.1 kWh. The 15 MW constant is 4,800 tons of rim. The delivery doctrine: two-piece split, the cylinder bubble-dropper of 211's lineage, airlessness priced at 1.68 km/s. The first bank bootstraps on 400 kW sodium-ion of 173's chemistry; the first bank is 500 kW — 1/30 of the 15 MW shell.</w:t>
       </w:r>
     </w:p>
     <w:p>
@@ -50320,7 +50320,7 @@
         <w:rPr>
           <w:sz w:val="22"/>
         </w:rPr>
-        <w:t xml:space="preserve"> 9 m overall, 1 m centre gap for the support bearing (two 4.5 m spans — the sag tax killed for one dead metre), 8 active metres of coil-and-rim, 2.5 m diameter (pod-height cap), wall at 1 t/m — </w:t>
+        <w:t xml:space="preserve"> 9 m overall, 1 m centre gap for the support bearing (two 4 m spans — the sag tax killed for one dead metre), 8 active metres of coil-and-rim, 2.5 m diameter (pod-height cap), wall at 1 t/m — </w:t>
       </w:r>
       <w:r>
         <w:rPr>
@@ -50957,7 +50957,7 @@
         <w:rPr>
           <w:sz w:val="22"/>
         </w:rPr>
-        <w:t>THE MOON CYLINDER IS THE STATION MACHINE: 9 m with a 1 m centre gap — two 4.5 m spans; the tri-dumbbell booster; the arm spec final (sitting 134, 200 kg arms x 3); the axle law (sitting 139: non-ferromagnetic — the axle never fights the field). This is the machine the station builds to — the pricing of record lives in Chapter 264, the machine lives here.</w:t>
+        <w:t>THE MOON CYLINDER IS THE STATION MACHINE: 9 m with a 1 m centre gap — two 4 m spans; the tri-dumbbell booster; the arm spec final (sitting 134, 200 kg arms x 3); the axle law (sitting 139: non-ferromagnetic — the axle never fights the field). This is the machine the station builds to — the pricing of record lives in Chapter 264, the machine lives here.</w:t>
       </w:r>
     </w:p>
     <w:p>
@@ -51240,7 +51240,7 @@
         <w:rPr>
           <w:sz w:val="22"/>
         </w:rPr>
-        <w:t>2. Machine the rim: the 9 m moon cylinder, 1 m centre gap, two 4.5 m spans — steel per the three-tier doctrine.</w:t>
+        <w:t>2. Machine the rim: the 9 m moon cylinder, 1 m centre gap, two 4 m spans — steel per the three-tier doctrine.</w:t>
       </w:r>
     </w:p>
     <w:p>
